--- a/static/media/8.qd_ktra_hoan_sau_gtgt.docx
+++ b/static/media/8.qd_ktra_hoan_sau_gtgt.docx
@@ -1,6 +1,6 @@
 
 <file path=word/document.xml><?xml version="1.0" encoding="utf-8"?>
-<w:document xmlns:wpc="http://schemas.microsoft.com/office/word/2010/wordprocessingCanvas" xmlns:cx="http://schemas.microsoft.com/office/drawing/2014/chartex" xmlns:cx1="http://schemas.microsoft.com/office/drawing/2015/9/8/chartex" xmlns:cx2="http://schemas.microsoft.com/office/drawing/2015/10/21/chartex" xmlns:cx3="http://schemas.microsoft.com/office/drawing/2016/5/9/chartex" xmlns:cx4="http://schemas.microsoft.com/office/drawing/2016/5/10/chartex" xmlns:cx5="http://schemas.microsoft.com/office/drawing/2016/5/11/chartex" xmlns:cx6="http://schemas.microsoft.com/office/drawing/2016/5/12/chartex" xmlns:cx7="http://schemas.microsoft.com/office/drawing/2016/5/13/chartex" xmlns:cx8="http://schemas.microsoft.com/office/drawing/2016/5/14/chartex" xmlns:mc="http://schemas.openxmlformats.org/markup-compatibility/2006" xmlns:aink="http://schemas.microsoft.com/office/drawing/2016/ink" xmlns:am3d="http://schemas.microsoft.com/office/drawing/2017/model3d" xmlns:o="urn:schemas-microsoft-com:office:office" xmlns:r="http://schemas.openxmlformats.org/officeDocument/2006/relationships" xmlns:m="http://schemas.openxmlformats.org/officeDocument/2006/math" xmlns:v="urn:schemas-microsoft-com:vml" xmlns:wp14="http://schemas.microsoft.com/office/word/2010/wordprocessingDrawing" xmlns:wp="http://schemas.openxmlformats.org/drawingml/2006/wordprocessingDrawing" xmlns:w10="urn:schemas-microsoft-com:office:word" xmlns:w="http://schemas.openxmlformats.org/wordprocessingml/2006/main" xmlns:w14="http://schemas.microsoft.com/office/word/2010/wordml" xmlns:w15="http://schemas.microsoft.com/office/word/2012/wordml" xmlns:w16cex="http://schemas.microsoft.com/office/word/2018/wordml/cex" xmlns:w16cid="http://schemas.microsoft.com/office/word/2016/wordml/cid" xmlns:w16="http://schemas.microsoft.com/office/word/2018/wordml" xmlns:w16sdtdh="http://schemas.microsoft.com/office/word/2020/wordml/sdtdatahash" xmlns:w16se="http://schemas.microsoft.com/office/word/2015/wordml/symex" xmlns:wpg="http://schemas.microsoft.com/office/word/2010/wordprocessingGroup" xmlns:wpi="http://schemas.microsoft.com/office/word/2010/wordprocessingInk" xmlns:wne="http://schemas.microsoft.com/office/word/2006/wordml" xmlns:wps="http://schemas.microsoft.com/office/word/2010/wordprocessingShape" mc:Ignorable="w14 w15 w16se w16cid w16 w16cex w16sdtdh wp14">
+<w:document xmlns:wpc="http://schemas.microsoft.com/office/word/2010/wordprocessingCanvas" xmlns:cx="http://schemas.microsoft.com/office/drawing/2014/chartex" xmlns:cx1="http://schemas.microsoft.com/office/drawing/2015/9/8/chartex" xmlns:cx2="http://schemas.microsoft.com/office/drawing/2015/10/21/chartex" xmlns:cx3="http://schemas.microsoft.com/office/drawing/2016/5/9/chartex" xmlns:cx4="http://schemas.microsoft.com/office/drawing/2016/5/10/chartex" xmlns:cx5="http://schemas.microsoft.com/office/drawing/2016/5/11/chartex" xmlns:cx6="http://schemas.microsoft.com/office/drawing/2016/5/12/chartex" xmlns:cx7="http://schemas.microsoft.com/office/drawing/2016/5/13/chartex" xmlns:cx8="http://schemas.microsoft.com/office/drawing/2016/5/14/chartex" xmlns:mc="http://schemas.openxmlformats.org/markup-compatibility/2006" xmlns:aink="http://schemas.microsoft.com/office/drawing/2016/ink" xmlns:am3d="http://schemas.microsoft.com/office/drawing/2017/model3d" xmlns:o="urn:schemas-microsoft-com:office:office" xmlns:oel="http://schemas.microsoft.com/office/2019/extlst" xmlns:r="http://schemas.openxmlformats.org/officeDocument/2006/relationships" xmlns:m="http://schemas.openxmlformats.org/officeDocument/2006/math" xmlns:v="urn:schemas-microsoft-com:vml" xmlns:wp14="http://schemas.microsoft.com/office/word/2010/wordprocessingDrawing" xmlns:wp="http://schemas.openxmlformats.org/drawingml/2006/wordprocessingDrawing" xmlns:w10="urn:schemas-microsoft-com:office:word" xmlns:w="http://schemas.openxmlformats.org/wordprocessingml/2006/main" xmlns:w14="http://schemas.microsoft.com/office/word/2010/wordml" xmlns:w15="http://schemas.microsoft.com/office/word/2012/wordml" xmlns:w16cex="http://schemas.microsoft.com/office/word/2018/wordml/cex" xmlns:w16cid="http://schemas.microsoft.com/office/word/2016/wordml/cid" xmlns:w16="http://schemas.microsoft.com/office/word/2018/wordml" xmlns:w16du="http://schemas.microsoft.com/office/word/2023/wordml/word16du" xmlns:w16sdtdh="http://schemas.microsoft.com/office/word/2020/wordml/sdtdatahash" xmlns:w16sdtfl="http://schemas.microsoft.com/office/word/2024/wordml/sdtformatlock" xmlns:w16se="http://schemas.microsoft.com/office/word/2015/wordml/symex" xmlns:wpg="http://schemas.microsoft.com/office/word/2010/wordprocessingGroup" xmlns:wpi="http://schemas.microsoft.com/office/word/2010/wordprocessingInk" xmlns:wne="http://schemas.microsoft.com/office/word/2006/wordml" xmlns:wps="http://schemas.microsoft.com/office/word/2010/wordprocessingShape" mc:Ignorable="w14 w15 w16se w16cid w16 w16cex w16sdtdh w16sdtfl w16du wp14">
   <w:body>
     <w:p>
       <w:pPr>
@@ -28,20 +28,11 @@
       </w:r>
       <w:r>
         <w:rPr>
-          <w:rFonts w:eastAsia="Times New Roman"/>
           <w:sz w:val="26"/>
           <w:szCs w:val="26"/>
           <w:lang w:val="nl-NL"/>
         </w:rPr>
-        <w:t>TỔNG</w:t>
-      </w:r>
-      <w:r>
-        <w:rPr>
-          <w:sz w:val="26"/>
-          <w:szCs w:val="26"/>
-          <w:lang w:val="nl-NL"/>
-        </w:rPr>
-        <w:t xml:space="preserve"> CỤC THUẾ</w:t>
+        <w:t>CỤC THUẾ</w:t>
       </w:r>
       <w:r>
         <w:rPr>
@@ -86,7 +77,33 @@
           <w:lang w:val="nl-NL"/>
         </w:rPr>
         <w:tab/>
-        <w:t>CỤC THUẾ TỈNH QUẢNG TRỊ</w:t>
+      </w:r>
+      <w:r>
+        <w:rPr>
+          <w:b/>
+          <w:sz w:val="26"/>
+          <w:szCs w:val="26"/>
+          <w:lang w:val="nl-NL"/>
+        </w:rPr>
+        <w:t xml:space="preserve">CHI </w:t>
+      </w:r>
+      <w:r>
+        <w:rPr>
+          <w:b/>
+          <w:sz w:val="26"/>
+          <w:szCs w:val="26"/>
+          <w:lang w:val="nl-NL"/>
+        </w:rPr>
+        <w:t xml:space="preserve">CỤC THUẾ </w:t>
+      </w:r>
+      <w:r>
+        <w:rPr>
+          <w:b/>
+          <w:sz w:val="26"/>
+          <w:szCs w:val="26"/>
+          <w:lang w:val="nl-NL"/>
+        </w:rPr>
+        <w:t>KHU VỰC XI</w:t>
       </w:r>
       <w:r>
         <w:rPr>
@@ -408,7 +425,15 @@
           <w:szCs w:val="26"/>
           <w:lang w:val="nl-NL"/>
         </w:rPr>
-        <w:t>CTQTR</w:t>
+        <w:t>C</w:t>
+      </w:r>
+      <w:r>
+        <w:rPr>
+          <w:sz w:val="26"/>
+          <w:szCs w:val="26"/>
+          <w:lang w:val="nl-NL"/>
+        </w:rPr>
+        <w:t>CTKV.XI</w:t>
       </w:r>
       <w:r>
         <w:rPr>
@@ -715,21 +740,37 @@
           <w:szCs w:val="28"/>
           <w:lang w:val="nl-NL"/>
         </w:rPr>
-        <w:t>CỤC TRƯỞNG CỤC THUẾ</w:t>
-      </w:r>
-      <w:r>
-        <w:rPr>
-          <w:b/>
-          <w:szCs w:val="28"/>
-          <w:lang w:val="nl-NL"/>
-        </w:rPr>
-        <w:t xml:space="preserve"> TỈNH QUẢNG TRỊ</w:t>
+        <w:t xml:space="preserve">CHI </w:t>
+      </w:r>
+      <w:r>
+        <w:rPr>
+          <w:b/>
+          <w:szCs w:val="28"/>
+          <w:lang w:val="nl-NL"/>
+        </w:rPr>
+        <w:t xml:space="preserve">CỤC TRƯỞNG </w:t>
+      </w:r>
+      <w:r>
+        <w:rPr>
+          <w:b/>
+          <w:szCs w:val="28"/>
+          <w:lang w:val="nl-NL"/>
+        </w:rPr>
+        <w:t xml:space="preserve">CHI </w:t>
+      </w:r>
+      <w:r>
+        <w:rPr>
+          <w:b/>
+          <w:szCs w:val="28"/>
+          <w:lang w:val="nl-NL"/>
+        </w:rPr>
+        <w:t>CỤC THUẾ</w:t>
       </w:r>
     </w:p>
     <w:p>
       <w:pPr>
         <w:spacing w:after="0" w:line="240" w:lineRule="auto"/>
-        <w:ind w:firstLine="567"/>
+        <w:ind w:left="-284" w:firstLine="567"/>
         <w:jc w:val="both"/>
         <w:rPr>
           <w:i/>
@@ -789,7 +830,7 @@
     <w:p>
       <w:pPr>
         <w:spacing w:after="0" w:line="240" w:lineRule="auto"/>
-        <w:ind w:firstLine="567"/>
+        <w:ind w:left="-284" w:firstLine="567"/>
         <w:jc w:val="both"/>
         <w:rPr>
           <w:bCs/>
@@ -811,7 +852,7 @@
     <w:p>
       <w:pPr>
         <w:spacing w:after="0" w:line="240" w:lineRule="auto"/>
-        <w:ind w:firstLine="567"/>
+        <w:ind w:left="-284" w:firstLine="567"/>
         <w:jc w:val="both"/>
         <w:rPr>
           <w:i/>
@@ -825,93 +866,29 @@
           <w:szCs w:val="28"/>
           <w:lang w:val="nl-NL"/>
         </w:rPr>
-        <w:t>Căn cứ Quyết định số 1</w:t>
-      </w:r>
-      <w:r>
-        <w:rPr>
-          <w:i/>
-          <w:szCs w:val="28"/>
-          <w:lang w:val="nl-NL"/>
-        </w:rPr>
-        <w:t>836</w:t>
-      </w:r>
-      <w:r>
-        <w:rPr>
-          <w:i/>
-          <w:szCs w:val="28"/>
-          <w:lang w:val="nl-NL"/>
-        </w:rPr>
-        <w:t xml:space="preserve">/QĐ-BTC ngày </w:t>
-      </w:r>
-      <w:r>
-        <w:rPr>
-          <w:i/>
-          <w:szCs w:val="28"/>
-          <w:lang w:val="nl-NL"/>
-        </w:rPr>
-        <w:t>08/10/2018</w:t>
-      </w:r>
-      <w:r>
-        <w:rPr>
-          <w:i/>
-          <w:szCs w:val="28"/>
-          <w:lang w:val="nl-NL"/>
-        </w:rPr>
-        <w:t xml:space="preserve"> của Bộ Tài </w:t>
-      </w:r>
-      <w:r>
-        <w:rPr>
-          <w:i/>
-          <w:szCs w:val="28"/>
-          <w:lang w:val="nl-NL"/>
-        </w:rPr>
-        <w:t>c</w:t>
-      </w:r>
-      <w:r>
-        <w:rPr>
-          <w:i/>
-          <w:szCs w:val="28"/>
-          <w:lang w:val="nl-NL"/>
-        </w:rPr>
-        <w:t xml:space="preserve">hính quy định chức năng, nhiệm vụ, quyền hạn và cơ cấu tổ chức của Cục Thuế </w:t>
-      </w:r>
-      <w:r>
-        <w:rPr>
-          <w:i/>
-          <w:szCs w:val="28"/>
-          <w:lang w:val="nl-NL"/>
-        </w:rPr>
-        <w:t xml:space="preserve">trực </w:t>
-      </w:r>
-      <w:r>
-        <w:rPr>
-          <w:i/>
-          <w:szCs w:val="28"/>
-          <w:lang w:val="nl-NL"/>
-        </w:rPr>
-        <w:t xml:space="preserve">thuộc Tổng </w:t>
-      </w:r>
-      <w:r>
-        <w:rPr>
-          <w:i/>
-          <w:szCs w:val="28"/>
-          <w:lang w:val="nl-NL"/>
-        </w:rPr>
-        <w:t>c</w:t>
-      </w:r>
-      <w:r>
-        <w:rPr>
-          <w:i/>
-          <w:szCs w:val="28"/>
-          <w:lang w:val="nl-NL"/>
-        </w:rPr>
-        <w:t>ục Thuế;</w:t>
+        <w:t>Căn cứ Quyết định số 904/QĐ-BTC ngày 03/03/2025 của Bộ Tài chính quy định chức năng, nhiệm vụ, quyền hạn và cơ cấu tổ chức của Chi cục Thuế khu vực thuộc Cục Thu</w:t>
+      </w:r>
+      <w:r>
+        <w:rPr>
+          <w:i/>
+          <w:szCs w:val="28"/>
+          <w:lang w:val="nl-NL"/>
+        </w:rPr>
+        <w:t>ế</w:t>
+      </w:r>
+      <w:r>
+        <w:rPr>
+          <w:i/>
+          <w:szCs w:val="28"/>
+          <w:lang w:val="nl-NL"/>
+        </w:rPr>
+        <w:t>;</w:t>
       </w:r>
     </w:p>
     <w:p>
       <w:pPr>
         <w:spacing w:after="0" w:line="240" w:lineRule="auto"/>
-        <w:ind w:firstLine="567"/>
+        <w:ind w:left="-284" w:firstLine="567"/>
         <w:jc w:val="both"/>
         <w:rPr>
           <w:i/>
@@ -973,7 +950,7 @@
     <w:p>
       <w:pPr>
         <w:spacing w:after="0" w:line="240" w:lineRule="auto"/>
-        <w:ind w:firstLine="567"/>
+        <w:ind w:left="-284" w:firstLine="567"/>
         <w:jc w:val="both"/>
         <w:rPr>
           <w:i/>
@@ -1004,7 +981,39 @@
           <w:szCs w:val="28"/>
           <w:lang w:val="nl-NL"/>
         </w:rPr>
-        <w:t xml:space="preserve"> của Cục Thuế tỉnh Quảng Trị về việc hoàn thuế cho </w:t>
+        <w:t xml:space="preserve"> của C</w:t>
+      </w:r>
+      <w:r>
+        <w:rPr>
+          <w:i/>
+          <w:szCs w:val="28"/>
+          <w:lang w:val="nl-NL"/>
+        </w:rPr>
+        <w:t>hi c</w:t>
+      </w:r>
+      <w:r>
+        <w:rPr>
+          <w:i/>
+          <w:szCs w:val="28"/>
+          <w:lang w:val="nl-NL"/>
+        </w:rPr>
+        <w:t xml:space="preserve">ục Thuế </w:t>
+      </w:r>
+      <w:r>
+        <w:rPr>
+          <w:i/>
+          <w:szCs w:val="28"/>
+          <w:lang w:val="nl-NL"/>
+        </w:rPr>
+        <w:t>khu vực XI</w:t>
+      </w:r>
+      <w:r>
+        <w:rPr>
+          <w:i/>
+          <w:szCs w:val="28"/>
+          <w:lang w:val="nl-NL"/>
+        </w:rPr>
+        <w:t xml:space="preserve"> về việc hoàn thuế cho </w:t>
       </w:r>
       <w:r>
         <w:rPr>
@@ -1027,7 +1036,7 @@
     <w:p>
       <w:pPr>
         <w:spacing w:after="0" w:line="240" w:lineRule="auto"/>
-        <w:ind w:firstLine="567"/>
+        <w:ind w:left="-284" w:firstLine="567"/>
         <w:jc w:val="both"/>
         <w:rPr>
           <w:i/>
@@ -1098,6 +1107,14 @@
           <w:lang w:val="nl-NL"/>
         </w:rPr>
         <w:t>Kiểm tra</w:t>
+      </w:r>
+      <w:r>
+        <w:rPr>
+          <w:i/>
+          <w:szCs w:val="28"/>
+          <w:lang w:val="nl-NL"/>
+        </w:rPr>
+        <w:t xml:space="preserve"> số 4</w:t>
       </w:r>
       <w:r>
         <w:rPr>
@@ -1142,7 +1159,7 @@
     <w:p>
       <w:pPr>
         <w:spacing w:after="0" w:line="240" w:lineRule="auto"/>
-        <w:ind w:firstLine="567"/>
+        <w:ind w:left="-284" w:firstLine="567"/>
         <w:jc w:val="both"/>
         <w:rPr>
           <w:lang w:val="nl-NL"/>
@@ -1190,7 +1207,7 @@
     <w:p>
       <w:pPr>
         <w:spacing w:after="0" w:line="240" w:lineRule="auto"/>
-        <w:ind w:firstLine="567"/>
+        <w:ind w:left="-284" w:firstLine="567"/>
         <w:jc w:val="both"/>
         <w:rPr>
           <w:lang w:val="nl-NL"/>
@@ -1218,7 +1235,7 @@
     <w:p>
       <w:pPr>
         <w:spacing w:after="0" w:line="240" w:lineRule="auto"/>
-        <w:ind w:firstLine="567"/>
+        <w:ind w:left="-284" w:firstLine="567"/>
         <w:jc w:val="both"/>
         <w:rPr>
           <w:lang w:val="nl-NL"/>
@@ -1247,7 +1264,7 @@
     <w:p>
       <w:pPr>
         <w:spacing w:after="0" w:line="240" w:lineRule="auto"/>
-        <w:ind w:firstLine="567"/>
+        <w:ind w:left="-284" w:firstLine="567"/>
         <w:jc w:val="both"/>
         <w:rPr>
           <w:lang w:val="nl-NL"/>
@@ -1275,7 +1292,7 @@
     <w:p>
       <w:pPr>
         <w:spacing w:after="0" w:line="240" w:lineRule="auto"/>
-        <w:ind w:firstLine="567"/>
+        <w:ind w:left="-284" w:firstLine="567"/>
         <w:jc w:val="both"/>
         <w:rPr>
           <w:spacing w:val="-6"/>
@@ -2390,7 +2407,7 @@
     <w:p>
       <w:pPr>
         <w:spacing w:after="0" w:line="240" w:lineRule="auto"/>
-        <w:ind w:firstLine="567"/>
+        <w:ind w:left="-284" w:firstLine="567"/>
         <w:jc w:val="both"/>
         <w:rPr>
           <w:lang w:val="nl-NL"/>
@@ -2460,7 +2477,7 @@
     <w:p>
       <w:pPr>
         <w:spacing w:after="0" w:line="240" w:lineRule="auto"/>
-        <w:ind w:firstLine="567"/>
+        <w:ind w:left="-284" w:firstLine="567"/>
         <w:jc w:val="both"/>
         <w:rPr>
           <w:lang w:val="nl-NL"/>
@@ -2500,7 +2517,7 @@
     <w:p>
       <w:pPr>
         <w:spacing w:after="0" w:line="240" w:lineRule="auto"/>
-        <w:ind w:firstLine="567"/>
+        <w:ind w:left="-284" w:firstLine="567"/>
         <w:jc w:val="both"/>
         <w:rPr>
           <w:lang w:val="nl-NL"/>
@@ -2539,7 +2556,7 @@
           <w:tab w:val="center" w:pos="6804"/>
         </w:tabs>
         <w:spacing w:after="0" w:line="240" w:lineRule="auto"/>
-        <w:ind w:right="119"/>
+        <w:ind w:left="-284" w:right="119"/>
         <w:jc w:val="both"/>
         <w:rPr>
           <w:szCs w:val="28"/>
@@ -2621,6 +2638,185 @@
           <w:lang w:val="nl-NL"/>
         </w:rPr>
         <w:t xml:space="preserve"> </w:t>
+      </w:r>
+    </w:p>
+    <w:p>
+      <w:pPr>
+        <w:tabs>
+          <w:tab w:val="center" w:pos="6804"/>
+        </w:tabs>
+        <w:spacing w:after="0" w:line="240" w:lineRule="auto"/>
+        <w:ind w:left="-284"/>
+        <w:jc w:val="both"/>
+        <w:rPr>
+          <w:b/>
+          <w:sz w:val="22"/>
+          <w:lang w:val="nl-NL"/>
+        </w:rPr>
+      </w:pPr>
+      <w:r>
+        <w:rPr>
+          <w:sz w:val="22"/>
+          <w:lang w:val="nl-NL"/>
+        </w:rPr>
+        <w:t xml:space="preserve">- Như </w:t>
+      </w:r>
+      <w:r>
+        <w:rPr>
+          <w:rFonts w:eastAsia="Times New Roman"/>
+          <w:sz w:val="22"/>
+          <w:lang w:val="nl-NL"/>
+        </w:rPr>
+        <w:t>đ</w:t>
+      </w:r>
+      <w:r>
+        <w:rPr>
+          <w:rFonts w:eastAsia="Times New Roman"/>
+          <w:sz w:val="22"/>
+          <w:lang w:val="nl-NL"/>
+        </w:rPr>
+        <w:t>iều</w:t>
+      </w:r>
+      <w:r>
+        <w:rPr>
+          <w:sz w:val="22"/>
+          <w:lang w:val="nl-NL"/>
+        </w:rPr>
+        <w:t xml:space="preserve"> 3</w:t>
+      </w:r>
+      <w:r>
+        <w:rPr>
+          <w:sz w:val="22"/>
+          <w:lang w:val="nl-NL"/>
+        </w:rPr>
+        <w:t>;</w:t>
+      </w:r>
+      <w:r>
+        <w:rPr>
+          <w:b/>
+          <w:sz w:val="22"/>
+          <w:lang w:val="nl-NL"/>
+        </w:rPr>
+        <w:tab/>
+      </w:r>
+      <w:r>
+        <w:rPr>
+          <w:b/>
+          <w:szCs w:val="28"/>
+          <w:lang w:val="nl-NL"/>
+        </w:rPr>
+        <w:t>&lt;LD_CUC&gt;</w:t>
+      </w:r>
+      <w:r>
+        <w:rPr>
+          <w:b/>
+          <w:sz w:val="22"/>
+          <w:lang w:val="nl-NL"/>
+        </w:rPr>
+        <w:t xml:space="preserve"> </w:t>
+      </w:r>
+      <w:r>
+        <w:rPr>
+          <w:b/>
+          <w:sz w:val="22"/>
+          <w:lang w:val="nl-NL"/>
+        </w:rPr>
+        <w:t xml:space="preserve"> </w:t>
+      </w:r>
+    </w:p>
+    <w:p>
+      <w:pPr>
+        <w:tabs>
+          <w:tab w:val="center" w:pos="6804"/>
+        </w:tabs>
+        <w:spacing w:after="0" w:line="240" w:lineRule="auto"/>
+        <w:ind w:left="-284"/>
+        <w:jc w:val="both"/>
+        <w:rPr>
+          <w:sz w:val="22"/>
+          <w:lang w:val="nl-NL"/>
+        </w:rPr>
+      </w:pPr>
+      <w:r>
+        <w:rPr>
+          <w:sz w:val="22"/>
+          <w:lang w:val="nl-NL"/>
+        </w:rPr>
+        <w:t xml:space="preserve">- </w:t>
+      </w:r>
+      <w:r>
+        <w:rPr>
+          <w:sz w:val="22"/>
+        </w:rPr>
+        <w:t xml:space="preserve">Phòng </w:t>
+      </w:r>
+      <w:r>
+        <w:rPr>
+          <w:sz w:val="22"/>
+        </w:rPr>
+        <w:t>QLHTDN số 3</w:t>
+      </w:r>
+      <w:r>
+        <w:rPr>
+          <w:sz w:val="22"/>
+        </w:rPr>
+        <w:t>;</w:t>
+      </w:r>
+    </w:p>
+    <w:p>
+      <w:pPr>
+        <w:tabs>
+          <w:tab w:val="center" w:pos="6804"/>
+        </w:tabs>
+        <w:spacing w:after="0" w:line="240" w:lineRule="auto"/>
+        <w:ind w:left="-284"/>
+        <w:jc w:val="both"/>
+        <w:rPr>
+          <w:sz w:val="22"/>
+          <w:lang w:val="nl-NL"/>
+        </w:rPr>
+      </w:pPr>
+      <w:r>
+        <w:rPr>
+          <w:sz w:val="22"/>
+          <w:lang w:val="nl-NL"/>
+        </w:rPr>
+        <w:t>- Lưu:</w:t>
+      </w:r>
+      <w:r>
+        <w:rPr>
+          <w:sz w:val="22"/>
+          <w:lang w:val="nl-NL"/>
+        </w:rPr>
+        <w:t xml:space="preserve"> </w:t>
+      </w:r>
+      <w:r>
+        <w:rPr>
+          <w:sz w:val="22"/>
+          <w:lang w:val="nl-NL"/>
+        </w:rPr>
+        <w:t>VT,  TTKT</w:t>
+      </w:r>
+      <w:r>
+        <w:rPr>
+          <w:sz w:val="22"/>
+          <w:lang w:val="nl-NL"/>
+        </w:rPr>
+        <w:t>4</w:t>
+      </w:r>
+      <w:r>
+        <w:rPr>
+          <w:sz w:val="22"/>
+          <w:lang w:val="nl-NL"/>
+        </w:rPr>
+        <w:t xml:space="preserve"> (04</w:t>
+      </w:r>
+      <w:r>
+        <w:rPr>
+          <w:sz w:val="22"/>
+          <w:lang w:val="nl-NL"/>
+        </w:rPr>
+        <w:t>b).</w:t>
       </w:r>
     </w:p>
     <w:p>
@@ -2631,75 +2827,21 @@
         <w:spacing w:after="0" w:line="240" w:lineRule="auto"/>
         <w:jc w:val="both"/>
         <w:rPr>
-          <w:b/>
+          <w:i/>
           <w:sz w:val="22"/>
           <w:lang w:val="nl-NL"/>
         </w:rPr>
       </w:pPr>
       <w:r>
         <w:rPr>
-          <w:sz w:val="22"/>
-          <w:lang w:val="nl-NL"/>
-        </w:rPr>
-        <w:t xml:space="preserve">- Như </w:t>
-      </w:r>
-      <w:r>
-        <w:rPr>
-          <w:rFonts w:eastAsia="Times New Roman"/>
-          <w:sz w:val="22"/>
-          <w:lang w:val="nl-NL"/>
-        </w:rPr>
-        <w:t>đ</w:t>
-      </w:r>
-      <w:r>
-        <w:rPr>
-          <w:rFonts w:eastAsia="Times New Roman"/>
-          <w:sz w:val="22"/>
-          <w:lang w:val="nl-NL"/>
-        </w:rPr>
-        <w:t>iều</w:t>
-      </w:r>
-      <w:r>
-        <w:rPr>
-          <w:sz w:val="22"/>
-          <w:lang w:val="nl-NL"/>
-        </w:rPr>
-        <w:t xml:space="preserve"> 3</w:t>
-      </w:r>
-      <w:r>
-        <w:rPr>
-          <w:sz w:val="22"/>
-          <w:lang w:val="nl-NL"/>
-        </w:rPr>
-        <w:t>;</w:t>
-      </w:r>
-      <w:r>
-        <w:rPr>
-          <w:b/>
-          <w:sz w:val="22"/>
+          <w:sz w:val="20"/>
           <w:lang w:val="nl-NL"/>
         </w:rPr>
         <w:tab/>
       </w:r>
       <w:r>
         <w:rPr>
-          <w:b/>
-          <w:szCs w:val="28"/>
-          <w:lang w:val="nl-NL"/>
-        </w:rPr>
-        <w:t>&lt;LD_CUC&gt;</w:t>
-      </w:r>
-      <w:r>
-        <w:rPr>
-          <w:b/>
-          <w:sz w:val="22"/>
-          <w:lang w:val="nl-NL"/>
-        </w:rPr>
-        <w:t xml:space="preserve"> </w:t>
-      </w:r>
-      <w:r>
-        <w:rPr>
-          <w:b/>
+          <w:i/>
           <w:sz w:val="22"/>
           <w:lang w:val="nl-NL"/>
         </w:rPr>
@@ -2714,29 +2856,10 @@
         <w:spacing w:after="0" w:line="240" w:lineRule="auto"/>
         <w:jc w:val="both"/>
         <w:rPr>
-          <w:sz w:val="22"/>
-          <w:lang w:val="nl-NL"/>
-        </w:rPr>
-      </w:pPr>
-      <w:r>
-        <w:rPr>
-          <w:sz w:val="22"/>
-          <w:lang w:val="nl-NL"/>
-        </w:rPr>
-        <w:t xml:space="preserve">- </w:t>
-      </w:r>
-      <w:r>
-        <w:rPr>
-          <w:sz w:val="22"/>
-        </w:rPr>
-        <w:t>Phòng KK&amp;KTT</w:t>
-      </w:r>
-      <w:r>
-        <w:rPr>
-          <w:sz w:val="22"/>
-        </w:rPr>
-        <w:t>;</w:t>
-      </w:r>
+          <w:sz w:val="20"/>
+          <w:lang w:val="nl-NL"/>
+        </w:rPr>
+      </w:pPr>
     </w:p>
     <w:p>
       <w:pPr>
@@ -2746,38 +2869,10 @@
         <w:spacing w:after="0" w:line="240" w:lineRule="auto"/>
         <w:jc w:val="both"/>
         <w:rPr>
-          <w:sz w:val="22"/>
-          <w:lang w:val="nl-NL"/>
-        </w:rPr>
-      </w:pPr>
-      <w:r>
-        <w:rPr>
-          <w:sz w:val="22"/>
-          <w:lang w:val="nl-NL"/>
-        </w:rPr>
-        <w:t>- Lưu:</w:t>
-      </w:r>
-      <w:r>
-        <w:rPr>
-          <w:sz w:val="22"/>
-          <w:lang w:val="nl-NL"/>
-        </w:rPr>
-        <w:t xml:space="preserve"> </w:t>
-      </w:r>
-      <w:r>
-        <w:rPr>
-          <w:sz w:val="22"/>
-          <w:lang w:val="nl-NL"/>
-        </w:rPr>
-        <w:t>VT,  TTKT (04</w:t>
-      </w:r>
-      <w:r>
-        <w:rPr>
-          <w:sz w:val="22"/>
-          <w:lang w:val="nl-NL"/>
-        </w:rPr>
-        <w:t>b).</w:t>
-      </w:r>
+          <w:sz w:val="20"/>
+          <w:lang w:val="nl-NL"/>
+        </w:rPr>
+      </w:pPr>
     </w:p>
     <w:p>
       <w:pPr>
@@ -2787,26 +2882,10 @@
         <w:spacing w:after="0" w:line="240" w:lineRule="auto"/>
         <w:jc w:val="both"/>
         <w:rPr>
-          <w:i/>
-          <w:sz w:val="22"/>
-          <w:lang w:val="nl-NL"/>
-        </w:rPr>
-      </w:pPr>
-      <w:r>
-        <w:rPr>
           <w:sz w:val="20"/>
           <w:lang w:val="nl-NL"/>
         </w:rPr>
-        <w:tab/>
-      </w:r>
-      <w:r>
-        <w:rPr>
-          <w:i/>
-          <w:sz w:val="22"/>
-          <w:lang w:val="nl-NL"/>
-        </w:rPr>
-        <w:t xml:space="preserve"> </w:t>
-      </w:r>
+      </w:pPr>
     </w:p>
     <w:p>
       <w:pPr>
@@ -2842,56 +2921,18 @@
         <w:spacing w:after="0" w:line="240" w:lineRule="auto"/>
         <w:jc w:val="both"/>
         <w:rPr>
-          <w:sz w:val="20"/>
-          <w:lang w:val="nl-NL"/>
-        </w:rPr>
-      </w:pPr>
-    </w:p>
-    <w:p>
-      <w:pPr>
-        <w:tabs>
-          <w:tab w:val="center" w:pos="6804"/>
-        </w:tabs>
-        <w:spacing w:after="0" w:line="240" w:lineRule="auto"/>
-        <w:jc w:val="both"/>
-        <w:rPr>
-          <w:sz w:val="20"/>
-          <w:lang w:val="nl-NL"/>
-        </w:rPr>
-      </w:pPr>
-    </w:p>
-    <w:p>
-      <w:pPr>
-        <w:tabs>
-          <w:tab w:val="center" w:pos="6804"/>
-        </w:tabs>
-        <w:spacing w:after="0" w:line="240" w:lineRule="auto"/>
-        <w:jc w:val="both"/>
-        <w:rPr>
-          <w:sz w:val="20"/>
-          <w:lang w:val="nl-NL"/>
-        </w:rPr>
-      </w:pPr>
-    </w:p>
-    <w:p>
-      <w:pPr>
-        <w:tabs>
-          <w:tab w:val="center" w:pos="6804"/>
-        </w:tabs>
-        <w:spacing w:after="0" w:line="240" w:lineRule="auto"/>
-        <w:jc w:val="both"/>
-        <w:rPr>
-          <w:b/>
-          <w:szCs w:val="28"/>
-          <w:lang w:val="nl-NL"/>
-        </w:rPr>
-      </w:pPr>
-      <w:r>
-        <w:rPr>
-          <w:b/>
-          <w:szCs w:val="28"/>
-          <w:lang w:val="nl-NL"/>
-        </w:rPr>
+          <w:b/>
+          <w:szCs w:val="28"/>
+          <w:lang w:val="nl-NL"/>
+        </w:rPr>
+      </w:pPr>
+      <w:r>
+        <w:rPr>
+          <w:b/>
+          <w:szCs w:val="28"/>
+          <w:lang w:val="nl-NL"/>
+        </w:rPr>
+        <w:lastRenderedPageBreak/>
         <w:tab/>
       </w:r>
       <w:r>
@@ -2906,7 +2947,7 @@
     </w:p>
     <w:sectPr>
       <w:pgSz w:w="11907" w:h="16840" w:code="9"/>
-      <w:pgMar w:top="992" w:right="907" w:bottom="567" w:left="1418" w:header="720" w:footer="720" w:gutter="0"/>
+      <w:pgMar w:top="992" w:right="850" w:bottom="567" w:left="1418" w:header="720" w:footer="720" w:gutter="0"/>
       <w:cols w:space="720"/>
       <w:docGrid w:linePitch="381"/>
     </w:sectPr>
@@ -2915,7 +2956,7 @@
 </file>
 
 <file path=word/numbering.xml><?xml version="1.0" encoding="utf-8"?>
-<w:numbering xmlns:wpc="http://schemas.microsoft.com/office/word/2010/wordprocessingCanvas" xmlns:cx="http://schemas.microsoft.com/office/drawing/2014/chartex" xmlns:cx1="http://schemas.microsoft.com/office/drawing/2015/9/8/chartex" xmlns:cx2="http://schemas.microsoft.com/office/drawing/2015/10/21/chartex" xmlns:cx3="http://schemas.microsoft.com/office/drawing/2016/5/9/chartex" xmlns:cx4="http://schemas.microsoft.com/office/drawing/2016/5/10/chartex" xmlns:cx5="http://schemas.microsoft.com/office/drawing/2016/5/11/chartex" xmlns:cx6="http://schemas.microsoft.com/office/drawing/2016/5/12/chartex" xmlns:cx7="http://schemas.microsoft.com/office/drawing/2016/5/13/chartex" xmlns:cx8="http://schemas.microsoft.com/office/drawing/2016/5/14/chartex" xmlns:mc="http://schemas.openxmlformats.org/markup-compatibility/2006" xmlns:aink="http://schemas.microsoft.com/office/drawing/2016/ink" xmlns:am3d="http://schemas.microsoft.com/office/drawing/2017/model3d" xmlns:o="urn:schemas-microsoft-com:office:office" xmlns:r="http://schemas.openxmlformats.org/officeDocument/2006/relationships" xmlns:m="http://schemas.openxmlformats.org/officeDocument/2006/math" xmlns:v="urn:schemas-microsoft-com:vml" xmlns:wp14="http://schemas.microsoft.com/office/word/2010/wordprocessingDrawing" xmlns:wp="http://schemas.openxmlformats.org/drawingml/2006/wordprocessingDrawing" xmlns:w10="urn:schemas-microsoft-com:office:word" xmlns:w="http://schemas.openxmlformats.org/wordprocessingml/2006/main" xmlns:w14="http://schemas.microsoft.com/office/word/2010/wordml" xmlns:w15="http://schemas.microsoft.com/office/word/2012/wordml" xmlns:w16cex="http://schemas.microsoft.com/office/word/2018/wordml/cex" xmlns:w16cid="http://schemas.microsoft.com/office/word/2016/wordml/cid" xmlns:w16="http://schemas.microsoft.com/office/word/2018/wordml" xmlns:w16sdtdh="http://schemas.microsoft.com/office/word/2020/wordml/sdtdatahash" xmlns:w16se="http://schemas.microsoft.com/office/word/2015/wordml/symex" xmlns:wpg="http://schemas.microsoft.com/office/word/2010/wordprocessingGroup" xmlns:wpi="http://schemas.microsoft.com/office/word/2010/wordprocessingInk" xmlns:wne="http://schemas.microsoft.com/office/word/2006/wordml" xmlns:wps="http://schemas.microsoft.com/office/word/2010/wordprocessingShape" mc:Ignorable="w14 w15 w16se w16cid w16 w16cex w16sdtdh wp14">
+<w:numbering xmlns:wpc="http://schemas.microsoft.com/office/word/2010/wordprocessingCanvas" xmlns:cx="http://schemas.microsoft.com/office/drawing/2014/chartex" xmlns:cx1="http://schemas.microsoft.com/office/drawing/2015/9/8/chartex" xmlns:cx2="http://schemas.microsoft.com/office/drawing/2015/10/21/chartex" xmlns:cx3="http://schemas.microsoft.com/office/drawing/2016/5/9/chartex" xmlns:cx4="http://schemas.microsoft.com/office/drawing/2016/5/10/chartex" xmlns:cx5="http://schemas.microsoft.com/office/drawing/2016/5/11/chartex" xmlns:cx6="http://schemas.microsoft.com/office/drawing/2016/5/12/chartex" xmlns:cx7="http://schemas.microsoft.com/office/drawing/2016/5/13/chartex" xmlns:cx8="http://schemas.microsoft.com/office/drawing/2016/5/14/chartex" xmlns:mc="http://schemas.openxmlformats.org/markup-compatibility/2006" xmlns:aink="http://schemas.microsoft.com/office/drawing/2016/ink" xmlns:am3d="http://schemas.microsoft.com/office/drawing/2017/model3d" xmlns:o="urn:schemas-microsoft-com:office:office" xmlns:oel="http://schemas.microsoft.com/office/2019/extlst" xmlns:r="http://schemas.openxmlformats.org/officeDocument/2006/relationships" xmlns:m="http://schemas.openxmlformats.org/officeDocument/2006/math" xmlns:v="urn:schemas-microsoft-com:vml" xmlns:wp14="http://schemas.microsoft.com/office/word/2010/wordprocessingDrawing" xmlns:wp="http://schemas.openxmlformats.org/drawingml/2006/wordprocessingDrawing" xmlns:w10="urn:schemas-microsoft-com:office:word" xmlns:w="http://schemas.openxmlformats.org/wordprocessingml/2006/main" xmlns:w14="http://schemas.microsoft.com/office/word/2010/wordml" xmlns:w15="http://schemas.microsoft.com/office/word/2012/wordml" xmlns:w16cex="http://schemas.microsoft.com/office/word/2018/wordml/cex" xmlns:w16cid="http://schemas.microsoft.com/office/word/2016/wordml/cid" xmlns:w16="http://schemas.microsoft.com/office/word/2018/wordml" xmlns:w16du="http://schemas.microsoft.com/office/word/2023/wordml/word16du" xmlns:w16sdtdh="http://schemas.microsoft.com/office/word/2020/wordml/sdtdatahash" xmlns:w16sdtfl="http://schemas.microsoft.com/office/word/2024/wordml/sdtformatlock" xmlns:w16se="http://schemas.microsoft.com/office/word/2015/wordml/symex" xmlns:wpg="http://schemas.microsoft.com/office/word/2010/wordprocessingGroup" xmlns:wpi="http://schemas.microsoft.com/office/word/2010/wordprocessingInk" xmlns:wne="http://schemas.microsoft.com/office/word/2006/wordml" xmlns:wps="http://schemas.microsoft.com/office/word/2010/wordprocessingShape" mc:Ignorable="w14 w15 w16se w16cid w16 w16cex w16sdtdh w16sdtfl w16du wp14">
   <w:abstractNum w:abstractNumId="0" w15:restartNumberingAfterBreak="0">
     <w:nsid w:val="4E165A78"/>
     <w:multiLevelType w:val="hybridMultilevel"/>
@@ -3117,17 +3158,17 @@
       </w:pPr>
     </w:lvl>
   </w:abstractNum>
-  <w:num w:numId="1">
+  <w:num w:numId="1" w16cid:durableId="52168163">
     <w:abstractNumId w:val="0"/>
   </w:num>
-  <w:num w:numId="2">
+  <w:num w:numId="2" w16cid:durableId="1511918889">
     <w:abstractNumId w:val="1"/>
   </w:num>
 </w:numbering>
 </file>
 
 <file path=word/styles.xml><?xml version="1.0" encoding="utf-8"?>
-<w:styles xmlns:mc="http://schemas.openxmlformats.org/markup-compatibility/2006" xmlns:r="http://schemas.openxmlformats.org/officeDocument/2006/relationships" xmlns:w="http://schemas.openxmlformats.org/wordprocessingml/2006/main" xmlns:w14="http://schemas.microsoft.com/office/word/2010/wordml" xmlns:w15="http://schemas.microsoft.com/office/word/2012/wordml" xmlns:w16cex="http://schemas.microsoft.com/office/word/2018/wordml/cex" xmlns:w16cid="http://schemas.microsoft.com/office/word/2016/wordml/cid" xmlns:w16="http://schemas.microsoft.com/office/word/2018/wordml" xmlns:w16sdtdh="http://schemas.microsoft.com/office/word/2020/wordml/sdtdatahash" xmlns:w16se="http://schemas.microsoft.com/office/word/2015/wordml/symex" mc:Ignorable="w14 w15 w16se w16cid w16 w16cex w16sdtdh">
+<w:styles xmlns:mc="http://schemas.openxmlformats.org/markup-compatibility/2006" xmlns:r="http://schemas.openxmlformats.org/officeDocument/2006/relationships" xmlns:w="http://schemas.openxmlformats.org/wordprocessingml/2006/main" xmlns:w14="http://schemas.microsoft.com/office/word/2010/wordml" xmlns:w15="http://schemas.microsoft.com/office/word/2012/wordml" xmlns:w16cex="http://schemas.microsoft.com/office/word/2018/wordml/cex" xmlns:w16cid="http://schemas.microsoft.com/office/word/2016/wordml/cid" xmlns:w16="http://schemas.microsoft.com/office/word/2018/wordml" xmlns:w16du="http://schemas.microsoft.com/office/word/2023/wordml/word16du" xmlns:w16sdtdh="http://schemas.microsoft.com/office/word/2020/wordml/sdtdatahash" xmlns:w16sdtfl="http://schemas.microsoft.com/office/word/2024/wordml/sdtformatlock" xmlns:w16se="http://schemas.microsoft.com/office/word/2015/wordml/symex" mc:Ignorable="w14 w15 w16se w16cid w16 w16cex w16sdtdh w16sdtfl w16du">
   <w:docDefaults>
     <w:rPrDefault>
       <w:rPr>

--- a/static/media/8.qd_ktra_hoan_sau_gtgt.docx
+++ b/static/media/8.qd_ktra_hoan_sau_gtgt.docx
@@ -811,6 +811,26 @@
     <w:p>
       <w:pPr>
         <w:spacing w:after="0" w:line="240" w:lineRule="auto"/>
+        <w:ind w:firstLine="567"/>
+        <w:jc w:val="both"/>
+        <w:rPr>
+          <w:i/>
+          <w:color w:val="000000" w:themeColor="text1"/>
+          <w:szCs w:val="28"/>
+        </w:rPr>
+      </w:pPr>
+      <w:r>
+        <w:rPr>
+          <w:i/>
+          <w:color w:val="000000" w:themeColor="text1"/>
+          <w:szCs w:val="28"/>
+        </w:rPr>
+        <w:t>Căn cứ Quyết định số 193/QĐ-QTR ngày 29/07/2025 của Thuế tỉnh Quảng Trị về việc ủy quyền ký văn bản của các đồng chí Phó Trưởng Thuế tỉnh;</w:t>
+      </w:r>
+    </w:p>
+    <w:p>
+      <w:pPr>
+        <w:spacing w:after="0" w:line="240" w:lineRule="auto"/>
         <w:ind w:left="-284" w:firstLine="567"/>
         <w:jc w:val="both"/>
         <w:rPr>
@@ -2304,6 +2324,7 @@
         <w:rPr>
           <w:lang w:val="nl-NL"/>
         </w:rPr>
+        <w:lastRenderedPageBreak/>
         <w:t xml:space="preserve">Thời </w:t>
       </w:r>
       <w:r>
@@ -2393,7 +2414,6 @@
           <w:b/>
           <w:lang w:val="nl-NL"/>
         </w:rPr>
-        <w:lastRenderedPageBreak/>
         <w:t xml:space="preserve">Điều 3. </w:t>
       </w:r>
       <w:r>
@@ -3464,7 +3484,6 @@
   <w:style w:type="character" w:default="1" w:styleId="DefaultParagraphFont">
     <w:name w:val="Default Paragraph Font"/>
     <w:uiPriority w:val="1"/>
-    <w:semiHidden/>
     <w:unhideWhenUsed/>
   </w:style>
   <w:style w:type="table" w:default="1" w:styleId="TableNormal">

--- a/static/media/8.qd_ktra_hoan_sau_gtgt.docx
+++ b/static/media/8.qd_ktra_hoan_sau_gtgt.docx
@@ -725,6 +725,7 @@
           <w:i/>
           <w:color w:val="000000" w:themeColor="text1"/>
           <w:szCs w:val="28"/>
+          <w:lang w:val="nl-NL"/>
         </w:rPr>
       </w:pPr>
       <w:r>
@@ -743,16 +744,164 @@
         <w:ind w:firstLine="567"/>
         <w:jc w:val="both"/>
         <w:rPr>
-          <w:bCs/>
-          <w:i/>
-        </w:rPr>
-      </w:pPr>
-      <w:r>
-        <w:rPr>
-          <w:bCs/>
-          <w:i/>
-        </w:rPr>
-        <w:t>Căn cứ Quyết định số 1376/QĐ-CT ngày 30/6/2025 của Cục trưởng Cục Thuế về việc ban hành quy định chức năng, nhiệm vụ, quyền hạn và cơ cấu tổ chức của Thuế tỉnh, thành phố thuộc Cục Thuế;</w:t>
+          <w:i/>
+          <w:color w:val="000000" w:themeColor="text1"/>
+          <w:szCs w:val="28"/>
+        </w:rPr>
+      </w:pPr>
+      <w:r>
+        <w:rPr>
+          <w:i/>
+          <w:szCs w:val="28"/>
+          <w:lang w:val="nl-NL"/>
+        </w:rPr>
+        <w:t xml:space="preserve">Căn cứ </w:t>
+      </w:r>
+      <w:r>
+        <w:rPr>
+          <w:i/>
+          <w:szCs w:val="28"/>
+          <w:lang w:val="nl-NL"/>
+        </w:rPr>
+        <w:t>&lt;quy_trinh_ktra&gt;</w:t>
+      </w:r>
+      <w:r>
+        <w:rPr>
+          <w:i/>
+          <w:szCs w:val="28"/>
+          <w:lang w:val="nl-NL"/>
+        </w:rPr>
+        <w:t xml:space="preserve"> của Tổng cục trưởng Tổng cục Thuế về việc ban hành Quy trình kiểm tra thuế;</w:t>
+      </w:r>
+    </w:p>
+    <w:p>
+      <w:pPr>
+        <w:pStyle w:val="BodyTextIndentTimesNewRoman"/>
+        <w:spacing w:line="240" w:lineRule="auto"/>
+        <w:ind w:firstLine="567"/>
+        <w:rPr>
+          <w:i/>
+          <w:color w:val="auto"/>
+        </w:rPr>
+      </w:pPr>
+      <w:r>
+        <w:rPr>
+          <w:i/>
+          <w:color w:val="auto"/>
+        </w:rPr>
+        <w:t>C</w:t>
+      </w:r>
+      <w:r>
+        <w:rPr>
+          <w:rFonts w:hint="eastAsia"/>
+          <w:i/>
+          <w:color w:val="auto"/>
+        </w:rPr>
+        <w:t>ă</w:t>
+      </w:r>
+      <w:r>
+        <w:rPr>
+          <w:i/>
+          <w:color w:val="auto"/>
+        </w:rPr>
+        <w:t xml:space="preserve">n cứ Quyết </w:t>
+      </w:r>
+      <w:r>
+        <w:rPr>
+          <w:rFonts w:hint="eastAsia"/>
+          <w:i/>
+          <w:color w:val="auto"/>
+        </w:rPr>
+        <w:t>đ</w:t>
+      </w:r>
+      <w:r>
+        <w:rPr>
+          <w:i/>
+          <w:color w:val="auto"/>
+        </w:rPr>
+        <w:t>ịnh số 1376/Q</w:t>
+      </w:r>
+      <w:r>
+        <w:rPr>
+          <w:rFonts w:hint="eastAsia"/>
+          <w:i/>
+          <w:color w:val="auto"/>
+        </w:rPr>
+        <w:t>Đ</w:t>
+      </w:r>
+      <w:r>
+        <w:rPr>
+          <w:i/>
+          <w:color w:val="auto"/>
+        </w:rPr>
+        <w:t>-CT ngày 30/6/2025 của Cục tr</w:t>
+      </w:r>
+      <w:r>
+        <w:rPr>
+          <w:rFonts w:hint="eastAsia"/>
+          <w:i/>
+          <w:color w:val="auto"/>
+        </w:rPr>
+        <w:t>ư</w:t>
+      </w:r>
+      <w:r>
+        <w:rPr>
+          <w:i/>
+          <w:color w:val="auto"/>
+        </w:rPr>
+        <w:t xml:space="preserve">ởng Cục Thuế về việc ban hành quy </w:t>
+      </w:r>
+      <w:r>
+        <w:rPr>
+          <w:rFonts w:hint="eastAsia"/>
+          <w:i/>
+          <w:color w:val="auto"/>
+        </w:rPr>
+        <w:t>đ</w:t>
+      </w:r>
+      <w:r>
+        <w:rPr>
+          <w:i/>
+          <w:color w:val="auto"/>
+        </w:rPr>
+        <w:t>ịnh chức n</w:t>
+      </w:r>
+      <w:r>
+        <w:rPr>
+          <w:rFonts w:hint="eastAsia"/>
+          <w:i/>
+          <w:color w:val="auto"/>
+        </w:rPr>
+        <w:t>ă</w:t>
+      </w:r>
+      <w:r>
+        <w:rPr>
+          <w:i/>
+          <w:color w:val="auto"/>
+        </w:rPr>
+        <w:t>ng, nhiệm vụ, quyền hạn và c</w:t>
+      </w:r>
+      <w:r>
+        <w:rPr>
+          <w:rFonts w:hint="eastAsia"/>
+          <w:i/>
+          <w:color w:val="auto"/>
+        </w:rPr>
+        <w:t>ơ</w:t>
+      </w:r>
+      <w:r>
+        <w:rPr>
+          <w:i/>
+          <w:color w:val="auto"/>
+        </w:rPr>
+        <w:t xml:space="preserve"> cấu tổ chức của Thuế tỉnh, thành phố thuộc Cục Thuế</w:t>
+      </w:r>
+      <w:r>
+        <w:rPr>
+          <w:i/>
+          <w:color w:val="auto"/>
+        </w:rPr>
+        <w:t>;</w:t>
       </w:r>
     </w:p>
     <w:p>
@@ -761,16 +910,20 @@
         <w:ind w:firstLine="567"/>
         <w:jc w:val="both"/>
         <w:rPr>
-          <w:bCs/>
-          <w:i/>
-        </w:rPr>
-      </w:pPr>
-      <w:r>
-        <w:rPr>
-          <w:bCs/>
-          <w:i/>
-        </w:rPr>
-        <w:t>Căn cứ Quyết định số 1383/QĐ-CT ngày 30/06/2025 của Cục trưởng Cục Thuế về việc ban hành quy định chức năng, nhiệm vụ, quyền hạn của Văn phòng, các Phòng thuộc Thuế tỉnh, thành phố;</w:t>
+          <w:i/>
+          <w:iCs/>
+          <w:szCs w:val="28"/>
+          <w:lang w:val="nl-NL"/>
+        </w:rPr>
+      </w:pPr>
+      <w:r>
+        <w:rPr>
+          <w:i/>
+          <w:iCs/>
+          <w:szCs w:val="28"/>
+          <w:lang w:val="nl-NL"/>
+        </w:rPr>
+        <w:t>Căn cứ &lt;qd_tkt_cct&gt; của Cục Thuế về việc phê duyệt kế hoạch kiểm tra thuế tại trụ sở người nộp thuế năm &lt;nam_kh_tkt&gt; đối với các Chi cục Thuế khu vực và Chi cục Thuế doanh nghiệp lớn;</w:t>
       </w:r>
     </w:p>
     <w:p>
@@ -790,7 +943,7 @@
           <w:color w:val="000000" w:themeColor="text1"/>
           <w:szCs w:val="28"/>
         </w:rPr>
-        <w:t xml:space="preserve">Căn cứ &lt;tham_quyen_ky&gt; của </w:t>
+        <w:t xml:space="preserve">Căn cứ &lt;tham_quyen_ky&gt; </w:t>
       </w:r>
       <w:r>
         <w:rPr>
@@ -815,23 +968,65 @@
         <w:jc w:val="both"/>
         <w:rPr>
           <w:i/>
-          <w:color w:val="000000" w:themeColor="text1"/>
-          <w:szCs w:val="28"/>
-        </w:rPr>
-      </w:pPr>
-      <w:r>
-        <w:rPr>
-          <w:i/>
-          <w:color w:val="000000" w:themeColor="text1"/>
-          <w:szCs w:val="28"/>
-        </w:rPr>
-        <w:t>Căn cứ Quyết định số 193/QĐ-QTR ngày 29/07/2025 của Thuế tỉnh Quảng Trị về việc ủy quyền ký văn bản của các đồng chí Phó Trưởng Thuế tỉnh;</w:t>
+          <w:szCs w:val="28"/>
+          <w:lang w:val="nl-NL"/>
+        </w:rPr>
+      </w:pPr>
+      <w:r>
+        <w:rPr>
+          <w:i/>
+          <w:szCs w:val="28"/>
+          <w:lang w:val="nl-NL"/>
+        </w:rPr>
+        <w:t xml:space="preserve">Căn cứ </w:t>
+      </w:r>
+      <w:r>
+        <w:rPr>
+          <w:i/>
+          <w:szCs w:val="28"/>
+          <w:lang w:val="nl-NL"/>
+        </w:rPr>
+        <w:t>Giấy đề nghị hoàn trả khoản thu NSNN</w:t>
+      </w:r>
+      <w:r>
+        <w:rPr>
+          <w:i/>
+          <w:szCs w:val="28"/>
+          <w:lang w:val="nl-NL"/>
+        </w:rPr>
+        <w:t xml:space="preserve"> số</w:t>
+      </w:r>
+      <w:r>
+        <w:rPr>
+          <w:i/>
+          <w:szCs w:val="28"/>
+          <w:lang w:val="nl-NL"/>
+        </w:rPr>
+        <w:t xml:space="preserve"> </w:t>
+      </w:r>
+      <w:r>
+        <w:rPr>
+          <w:i/>
+          <w:iCs/>
+          <w:szCs w:val="28"/>
+          <w:lang w:val="nl-NL"/>
+        </w:rPr>
+        <w:t>&lt;hs_hoan_so&gt; ngày &lt;hs_hoan_ngay&gt; của &lt;ten_dv&gt;</w:t>
+      </w:r>
+      <w:r>
+        <w:rPr>
+          <w:i/>
+          <w:iCs/>
+          <w:szCs w:val="28"/>
+          <w:lang w:val="nl-NL"/>
+        </w:rPr>
+        <w:t>;</w:t>
       </w:r>
     </w:p>
     <w:p>
       <w:pPr>
         <w:spacing w:after="0" w:line="240" w:lineRule="auto"/>
-        <w:ind w:left="-284" w:firstLine="567"/>
+        <w:ind w:firstLine="567"/>
         <w:jc w:val="both"/>
         <w:rPr>
           <w:i/>
@@ -845,31 +1040,7 @@
           <w:szCs w:val="28"/>
           <w:lang w:val="nl-NL"/>
         </w:rPr>
-        <w:t xml:space="preserve">Căn cứ </w:t>
-      </w:r>
-      <w:r>
-        <w:rPr>
-          <w:i/>
-          <w:szCs w:val="28"/>
-          <w:lang w:val="nl-NL"/>
-        </w:rPr>
-        <w:t>Giấy đề nghị hoàn trả khoản thu NSNN</w:t>
-      </w:r>
-      <w:r>
-        <w:rPr>
-          <w:i/>
-          <w:szCs w:val="28"/>
-          <w:lang w:val="nl-NL"/>
-        </w:rPr>
-        <w:t xml:space="preserve"> số</w:t>
-      </w:r>
-      <w:r>
-        <w:rPr>
-          <w:i/>
-          <w:szCs w:val="28"/>
-          <w:lang w:val="nl-NL"/>
-        </w:rPr>
-        <w:t xml:space="preserve"> </w:t>
+        <w:t xml:space="preserve">Căn cứ Quyết định số </w:t>
       </w:r>
       <w:r>
         <w:rPr>
@@ -878,7 +1049,31 @@
           <w:szCs w:val="28"/>
           <w:lang w:val="nl-NL"/>
         </w:rPr>
-        <w:t>&lt;hs_hoan_so&gt; ngày &lt;hs_hoan_ngay&gt; của &lt;ten_dv&gt;</w:t>
+        <w:t>&lt;qd_hoan_so&gt;/QĐ-QTR-KĐT ngày &lt;qd_hoan_ngay&gt;</w:t>
+      </w:r>
+      <w:r>
+        <w:rPr>
+          <w:i/>
+          <w:szCs w:val="28"/>
+          <w:lang w:val="nl-NL"/>
+        </w:rPr>
+        <w:t xml:space="preserve"> của Thuế </w:t>
+      </w:r>
+      <w:r>
+        <w:rPr>
+          <w:i/>
+          <w:szCs w:val="28"/>
+          <w:lang w:val="nl-NL"/>
+        </w:rPr>
+        <w:t xml:space="preserve">tỉnh Quảng Trị </w:t>
+      </w:r>
+      <w:r>
+        <w:rPr>
+          <w:i/>
+          <w:szCs w:val="28"/>
+          <w:lang w:val="nl-NL"/>
+        </w:rPr>
+        <w:t xml:space="preserve">về việc hoàn thuế cho </w:t>
       </w:r>
       <w:r>
         <w:rPr>
@@ -886,6 +1081,14 @@
           <w:iCs/>
           <w:szCs w:val="28"/>
           <w:lang w:val="nl-NL"/>
+        </w:rPr>
+        <w:t>&lt;ten_dv&gt;</w:t>
+      </w:r>
+      <w:r>
+        <w:rPr>
+          <w:i/>
+          <w:color w:val="000000" w:themeColor="text1"/>
+          <w:szCs w:val="28"/>
         </w:rPr>
         <w:t>;</w:t>
       </w:r>
@@ -893,77 +1096,7 @@
     <w:p>
       <w:pPr>
         <w:spacing w:after="0" w:line="240" w:lineRule="auto"/>
-        <w:ind w:left="-284" w:firstLine="567"/>
-        <w:jc w:val="both"/>
-        <w:rPr>
-          <w:i/>
-          <w:szCs w:val="28"/>
-          <w:lang w:val="nl-NL"/>
-        </w:rPr>
-      </w:pPr>
-      <w:r>
-        <w:rPr>
-          <w:i/>
-          <w:szCs w:val="28"/>
-          <w:lang w:val="nl-NL"/>
-        </w:rPr>
-        <w:t xml:space="preserve">Căn cứ Quyết định số </w:t>
-      </w:r>
-      <w:r>
-        <w:rPr>
-          <w:i/>
-          <w:iCs/>
-          <w:szCs w:val="28"/>
-          <w:lang w:val="nl-NL"/>
-        </w:rPr>
-        <w:t>&lt;qd_hoan_so&gt;/QĐ-QTR-KĐT ngày &lt;qd_hoan_ngay&gt;</w:t>
-      </w:r>
-      <w:r>
-        <w:rPr>
-          <w:i/>
-          <w:szCs w:val="28"/>
-          <w:lang w:val="nl-NL"/>
-        </w:rPr>
-        <w:t xml:space="preserve"> của Thuế </w:t>
-      </w:r>
-      <w:r>
-        <w:rPr>
-          <w:i/>
-          <w:szCs w:val="28"/>
-          <w:lang w:val="nl-NL"/>
-        </w:rPr>
-        <w:t xml:space="preserve">tỉnh Quảng Trị </w:t>
-      </w:r>
-      <w:r>
-        <w:rPr>
-          <w:i/>
-          <w:szCs w:val="28"/>
-          <w:lang w:val="nl-NL"/>
-        </w:rPr>
-        <w:t xml:space="preserve">về việc hoàn thuế cho </w:t>
-      </w:r>
-      <w:r>
-        <w:rPr>
-          <w:i/>
-          <w:iCs/>
-          <w:szCs w:val="28"/>
-          <w:lang w:val="nl-NL"/>
-        </w:rPr>
-        <w:t>&lt;ten_dv&gt;</w:t>
-      </w:r>
-      <w:r>
-        <w:rPr>
-          <w:i/>
-          <w:color w:val="000000" w:themeColor="text1"/>
-          <w:szCs w:val="28"/>
-        </w:rPr>
-        <w:t>;</w:t>
-      </w:r>
-    </w:p>
-    <w:p>
-      <w:pPr>
-        <w:spacing w:after="0" w:line="240" w:lineRule="auto"/>
-        <w:ind w:left="-284" w:firstLine="567"/>
+        <w:ind w:firstLine="567"/>
         <w:jc w:val="both"/>
         <w:rPr>
           <w:i/>
@@ -1070,7 +1203,7 @@
     <w:p>
       <w:pPr>
         <w:spacing w:after="0" w:line="240" w:lineRule="auto"/>
-        <w:ind w:left="-284" w:firstLine="567"/>
+        <w:ind w:firstLine="567"/>
         <w:jc w:val="both"/>
         <w:rPr>
           <w:lang w:val="nl-NL"/>
@@ -1100,7 +1233,7 @@
     <w:p>
       <w:pPr>
         <w:spacing w:after="0" w:line="240" w:lineRule="auto"/>
-        <w:ind w:firstLine="283"/>
+        <w:ind w:firstLine="567"/>
         <w:jc w:val="both"/>
         <w:rPr>
           <w:color w:val="000000" w:themeColor="text1"/>
@@ -1118,7 +1251,7 @@
     <w:p>
       <w:pPr>
         <w:spacing w:after="0" w:line="240" w:lineRule="auto"/>
-        <w:ind w:firstLine="283"/>
+        <w:ind w:firstLine="567"/>
         <w:jc w:val="both"/>
         <w:rPr>
           <w:color w:val="000000" w:themeColor="text1"/>
@@ -1150,7 +1283,7 @@
     <w:p>
       <w:pPr>
         <w:spacing w:after="0" w:line="240" w:lineRule="auto"/>
-        <w:ind w:left="-284" w:firstLine="567"/>
+        <w:ind w:firstLine="567"/>
         <w:jc w:val="both"/>
         <w:rPr>
           <w:color w:val="000000" w:themeColor="text1"/>
@@ -1182,7 +1315,7 @@
     <w:p>
       <w:pPr>
         <w:spacing w:after="0" w:line="240" w:lineRule="auto"/>
-        <w:ind w:left="-284" w:firstLine="567"/>
+        <w:ind w:firstLine="567"/>
         <w:jc w:val="both"/>
         <w:rPr>
           <w:lang w:val="nl-NL"/>
@@ -1199,7 +1332,7 @@
     <w:p>
       <w:pPr>
         <w:spacing w:after="0" w:line="240" w:lineRule="auto"/>
-        <w:ind w:left="-284" w:firstLine="567"/>
+        <w:ind w:firstLine="567"/>
         <w:jc w:val="both"/>
         <w:rPr>
           <w:spacing w:val="-6"/>
@@ -2314,7 +2447,7 @@
     <w:p>
       <w:pPr>
         <w:spacing w:after="0" w:line="240" w:lineRule="auto"/>
-        <w:ind w:left="-284" w:firstLine="567"/>
+        <w:ind w:firstLine="567"/>
         <w:jc w:val="both"/>
         <w:rPr>
           <w:lang w:val="nl-NL"/>
@@ -2403,7 +2536,7 @@
     <w:p>
       <w:pPr>
         <w:spacing w:after="0" w:line="240" w:lineRule="auto"/>
-        <w:ind w:left="-284" w:firstLine="567"/>
+        <w:ind w:firstLine="567"/>
         <w:jc w:val="both"/>
         <w:rPr>
           <w:lang w:val="nl-NL"/>
@@ -2442,7 +2575,7 @@
           <w:tab w:val="center" w:pos="6804"/>
         </w:tabs>
         <w:spacing w:before="120" w:after="0" w:line="240" w:lineRule="auto"/>
-        <w:ind w:left="-284" w:right="119"/>
+        <w:ind w:right="119"/>
         <w:jc w:val="both"/>
         <w:rPr>
           <w:szCs w:val="28"/>
@@ -2512,7 +2645,8 @@
         <w:rPr>
           <w:b/>
           <w:iCs/>
-          <w:szCs w:val="28"/>
+          <w:sz w:val="26"/>
+          <w:szCs w:val="26"/>
           <w:lang w:val="nl-NL"/>
         </w:rPr>
         <w:t>&lt;hinh_thuc_ky&gt;</w:t>
@@ -2532,7 +2666,6 @@
           <w:tab w:val="center" w:pos="6804"/>
         </w:tabs>
         <w:spacing w:after="0" w:line="240" w:lineRule="auto"/>
-        <w:ind w:left="-284"/>
         <w:jc w:val="both"/>
         <w:rPr>
           <w:b/>
@@ -2588,7 +2721,8 @@
       <w:r>
         <w:rPr>
           <w:b/>
-          <w:szCs w:val="28"/>
+          <w:sz w:val="26"/>
+          <w:szCs w:val="26"/>
           <w:lang w:val="nl-NL"/>
         </w:rPr>
         <w:t>&lt;LD_CUC&gt;</w:t>
@@ -2616,7 +2750,6 @@
           <w:tab w:val="center" w:pos="6804"/>
         </w:tabs>
         <w:spacing w:after="0" w:line="240" w:lineRule="auto"/>
-        <w:ind w:left="-284"/>
         <w:jc w:val="both"/>
         <w:rPr>
           <w:sz w:val="22"/>
@@ -2641,6 +2774,12 @@
           <w:sz w:val="22"/>
         </w:rPr>
         <w:t>QLDN</w:t>
+      </w:r>
+      <w:r>
+        <w:rPr>
+          <w:sz w:val="22"/>
+        </w:rPr>
+        <w:t xml:space="preserve"> </w:t>
       </w:r>
       <w:r>
         <w:rPr>
@@ -2661,7 +2800,6 @@
           <w:tab w:val="center" w:pos="6804"/>
         </w:tabs>
         <w:spacing w:after="0" w:line="240" w:lineRule="auto"/>
-        <w:ind w:left="-284"/>
         <w:jc w:val="both"/>
         <w:rPr>
           <w:sz w:val="22"/>
@@ -2687,21 +2825,30 @@
           <w:sz w:val="22"/>
           <w:lang w:val="nl-NL"/>
         </w:rPr>
-        <w:t>VT,  KT</w:t>
-      </w:r>
-      <w:r>
-        <w:rPr>
+        <w:t xml:space="preserve">VT,  </w:t>
+      </w:r>
+      <w:r>
+        <w:rPr>
+          <w:bCs/>
+          <w:iCs/>
           <w:sz w:val="22"/>
-          <w:lang w:val="nl-NL"/>
-        </w:rPr>
-        <w:t>2</w:t>
-      </w:r>
-      <w:r>
-        <w:rPr>
+        </w:rPr>
+        <w:t>KTr2</w:t>
+      </w:r>
+      <w:r>
+        <w:rPr>
+          <w:bCs/>
+          <w:iCs/>
           <w:sz w:val="22"/>
-          <w:lang w:val="nl-NL"/>
-        </w:rPr>
-        <w:t xml:space="preserve"> (04</w:t>
+        </w:rPr>
+        <w:t xml:space="preserve"> </w:t>
+      </w:r>
+      <w:r>
+        <w:rPr>
+          <w:sz w:val="22"/>
+          <w:lang w:val="nl-NL"/>
+        </w:rPr>
+        <w:t>(04</w:t>
       </w:r>
       <w:r>
         <w:rPr>
@@ -3484,6 +3631,7 @@
   <w:style w:type="character" w:default="1" w:styleId="DefaultParagraphFont">
     <w:name w:val="Default Paragraph Font"/>
     <w:uiPriority w:val="1"/>
+    <w:semiHidden/>
     <w:unhideWhenUsed/>
   </w:style>
   <w:style w:type="table" w:default="1" w:styleId="TableNormal">
@@ -3660,6 +3808,47 @@
       <w:rFonts w:ascii="Tahoma" w:hAnsi="Tahoma" w:cs="Tahoma"/>
       <w:sz w:val="16"/>
       <w:szCs w:val="16"/>
+    </w:rPr>
+  </w:style>
+  <w:style w:type="paragraph" w:customStyle="1" w:styleId="BodyTextIndentTimesNewRoman">
+    <w:name w:val="Body Text Indent + Times New Roman"/>
+    <w:aliases w:val="14 pt,Blue,First line:  0,79 cm,Line s"/>
+    <w:basedOn w:val="BodyTextIndent"/>
+    <w:rsid w:val="00E66995"/>
+    <w:pPr>
+      <w:spacing w:after="0" w:line="312" w:lineRule="auto"/>
+      <w:ind w:left="0" w:firstLine="448"/>
+      <w:jc w:val="both"/>
+    </w:pPr>
+    <w:rPr>
+      <w:rFonts w:eastAsia="Times New Roman"/>
+      <w:color w:val="0000FF"/>
+      <w:szCs w:val="28"/>
+    </w:rPr>
+  </w:style>
+  <w:style w:type="paragraph" w:styleId="BodyTextIndent">
+    <w:name w:val="Body Text Indent"/>
+    <w:basedOn w:val="Normal"/>
+    <w:link w:val="BodyTextIndentChar"/>
+    <w:uiPriority w:val="99"/>
+    <w:semiHidden/>
+    <w:unhideWhenUsed/>
+    <w:rsid w:val="00E66995"/>
+    <w:pPr>
+      <w:spacing w:after="120"/>
+      <w:ind w:left="283"/>
+    </w:pPr>
+  </w:style>
+  <w:style w:type="character" w:customStyle="1" w:styleId="BodyTextIndentChar">
+    <w:name w:val="Body Text Indent Char"/>
+    <w:basedOn w:val="DefaultParagraphFont"/>
+    <w:link w:val="BodyTextIndent"/>
+    <w:uiPriority w:val="99"/>
+    <w:semiHidden/>
+    <w:rsid w:val="00E66995"/>
+    <w:rPr>
+      <w:sz w:val="28"/>
+      <w:szCs w:val="22"/>
     </w:rPr>
   </w:style>
 </w:styles>

--- a/static/media/8.qd_ktra_hoan_sau_gtgt.docx
+++ b/static/media/8.qd_ktra_hoan_sau_gtgt.docx
@@ -735,7 +735,25 @@
           <w:szCs w:val="28"/>
           <w:lang w:val="nl-NL"/>
         </w:rPr>
-        <w:t>Căn cứ các Luật thuế, phí, lệ phí và các văn bản hướng dẫn thi hành;</w:t>
+        <w:t xml:space="preserve">Căn cứ các Luật </w:t>
+      </w:r>
+      <w:r>
+        <w:rPr>
+          <w:i/>
+          <w:color w:val="000000" w:themeColor="text1"/>
+          <w:szCs w:val="28"/>
+          <w:lang w:val="nl-NL"/>
+        </w:rPr>
+        <w:t>T</w:t>
+      </w:r>
+      <w:r>
+        <w:rPr>
+          <w:i/>
+          <w:color w:val="000000" w:themeColor="text1"/>
+          <w:szCs w:val="28"/>
+          <w:lang w:val="nl-NL"/>
+        </w:rPr>
+        <w:t>huế, phí, lệ phí và các văn bản hướng dẫn thi hành;</w:t>
       </w:r>
     </w:p>
     <w:p>
@@ -923,7 +941,25 @@
           <w:szCs w:val="28"/>
           <w:lang w:val="nl-NL"/>
         </w:rPr>
-        <w:t>Căn cứ &lt;qd_tkt_cct&gt; của Cục Thuế về việc phê duyệt kế hoạch kiểm tra thuế tại trụ sở người nộp thuế năm &lt;nam_kh_tkt&gt; đối với các Chi cục Thuế khu vực và Chi cục Thuế doanh nghiệp lớn;</w:t>
+        <w:t xml:space="preserve">Căn cứ &lt;qd_tkt_cct&gt; của </w:t>
+      </w:r>
+      <w:r>
+        <w:rPr>
+          <w:i/>
+          <w:iCs/>
+          <w:szCs w:val="28"/>
+          <w:lang w:val="nl-NL"/>
+        </w:rPr>
+        <w:t xml:space="preserve">Cục trưởn </w:t>
+      </w:r>
+      <w:r>
+        <w:rPr>
+          <w:i/>
+          <w:iCs/>
+          <w:szCs w:val="28"/>
+          <w:lang w:val="nl-NL"/>
+        </w:rPr>
+        <w:t>Cục Thuế về việc phê duyệt kế hoạch kiểm tra thuế tại trụ sở người nộp thuế năm &lt;nam_kh_tkt&gt; đối với các Chi cục Thuế khu vực và Chi cục Thuế doanh nghiệp lớn;</w:t>
       </w:r>
     </w:p>
     <w:p>
@@ -950,7 +986,21 @@
           <w:bCs/>
           <w:i/>
         </w:rPr>
-        <w:t>của Thuế tỉnh Quảng Trị về việc phân công lĩnh vực phụ trách và ủy quyền ký văn bản của các đồng chí Lãnh đạo Thuế tỉnh</w:t>
+        <w:t xml:space="preserve">của </w:t>
+      </w:r>
+      <w:r>
+        <w:rPr>
+          <w:bCs/>
+          <w:i/>
+        </w:rPr>
+        <w:t xml:space="preserve">Trưởng </w:t>
+      </w:r>
+      <w:r>
+        <w:rPr>
+          <w:bCs/>
+          <w:i/>
+        </w:rPr>
+        <w:t>Thuế tỉnh Quảng Trị về việc phân công lĩnh vực phụ trách và ủy quyền ký văn bản của các đồng chí Lãnh đạo Thuế tỉnh</w:t>
       </w:r>
       <w:r>
         <w:rPr>
@@ -2774,12 +2824,6 @@
           <w:sz w:val="22"/>
         </w:rPr>
         <w:t>QLDN</w:t>
-      </w:r>
-      <w:r>
-        <w:rPr>
-          <w:sz w:val="22"/>
-        </w:rPr>
-        <w:t xml:space="preserve"> </w:t>
       </w:r>
       <w:r>
         <w:rPr>

--- a/static/media/8.qd_ktra_hoan_sau_gtgt.docx
+++ b/static/media/8.qd_ktra_hoan_sau_gtgt.docx
@@ -2869,7 +2869,7 @@
           <w:sz w:val="22"/>
           <w:lang w:val="nl-NL"/>
         </w:rPr>
-        <w:t xml:space="preserve">VT,  </w:t>
+        <w:t xml:space="preserve">VT, </w:t>
       </w:r>
       <w:r>
         <w:rPr>

--- a/static/media/8.qd_ktra_hoan_sau_gtgt.docx
+++ b/static/media/8.qd_ktra_hoan_sau_gtgt.docx
@@ -1157,26 +1157,10 @@
       <w:r>
         <w:rPr>
           <w:i/>
-          <w:szCs w:val="28"/>
-          <w:lang w:val="nl-NL"/>
-        </w:rPr>
-        <w:t xml:space="preserve">Theo </w:t>
-      </w:r>
-      <w:r>
-        <w:rPr>
-          <w:i/>
-          <w:szCs w:val="28"/>
-          <w:lang w:val="nl-NL"/>
-        </w:rPr>
-        <w:t xml:space="preserve">đề nghị của </w:t>
-      </w:r>
-      <w:r>
-        <w:rPr>
-          <w:i/>
           <w:color w:val="000000" w:themeColor="text1"/>
           <w:szCs w:val="28"/>
         </w:rPr>
-        <w:t>Trưởng phòng</w:t>
+        <w:t>Theo đề nghị của &lt;ld_phong&gt;</w:t>
       </w:r>
       <w:r>
         <w:rPr>
@@ -1184,31 +1168,23 @@
           <w:color w:val="000000" w:themeColor="text1"/>
           <w:szCs w:val="28"/>
         </w:rPr>
-        <w:t xml:space="preserve"> Phòng </w:t>
-      </w:r>
-      <w:r>
-        <w:rPr>
-          <w:i/>
-          <w:szCs w:val="28"/>
-          <w:lang w:val="nl-NL"/>
+        <w:t xml:space="preserve"> </w:t>
+      </w:r>
+      <w:r>
+        <w:rPr>
+          <w:i/>
+          <w:color w:val="000000" w:themeColor="text1"/>
+          <w:szCs w:val="28"/>
         </w:rPr>
         <w:t>Kiểm tra</w:t>
       </w:r>
       <w:r>
         <w:rPr>
           <w:i/>
-          <w:szCs w:val="28"/>
-          <w:lang w:val="nl-NL"/>
-        </w:rPr>
-        <w:t xml:space="preserve"> số </w:t>
-      </w:r>
-      <w:r>
-        <w:rPr>
-          <w:i/>
-          <w:szCs w:val="28"/>
-          <w:lang w:val="nl-NL"/>
-        </w:rPr>
-        <w:t>2</w:t>
+          <w:color w:val="000000" w:themeColor="text1"/>
+          <w:szCs w:val="28"/>
+        </w:rPr>
+        <w:t xml:space="preserve"> số 2</w:t>
       </w:r>
       <w:r>
         <w:rPr>

--- a/static/media/8.qd_ktra_hoan_sau_gtgt.docx
+++ b/static/media/8.qd_ktra_hoan_sau_gtgt.docx
@@ -666,7 +666,7 @@
     </w:p>
     <w:p>
       <w:pPr>
-        <w:spacing w:after="0" w:line="240" w:lineRule="auto"/>
+        <w:spacing w:before="60" w:after="0" w:line="240" w:lineRule="auto"/>
         <w:ind w:firstLine="567"/>
         <w:jc w:val="both"/>
         <w:rPr>
@@ -718,7 +718,7 @@
     </w:p>
     <w:p>
       <w:pPr>
-        <w:spacing w:after="0" w:line="240" w:lineRule="auto"/>
+        <w:spacing w:before="60" w:after="0" w:line="240" w:lineRule="auto"/>
         <w:ind w:firstLine="567"/>
         <w:jc w:val="both"/>
         <w:rPr>
@@ -758,7 +758,7 @@
     </w:p>
     <w:p>
       <w:pPr>
-        <w:spacing w:after="0" w:line="240" w:lineRule="auto"/>
+        <w:spacing w:before="60" w:after="0" w:line="240" w:lineRule="auto"/>
         <w:ind w:firstLine="567"/>
         <w:jc w:val="both"/>
         <w:rPr>
@@ -795,7 +795,7 @@
     <w:p>
       <w:pPr>
         <w:pStyle w:val="BodyTextIndentTimesNewRoman"/>
-        <w:spacing w:line="240" w:lineRule="auto"/>
+        <w:spacing w:before="60" w:line="240" w:lineRule="auto"/>
         <w:ind w:firstLine="567"/>
         <w:rPr>
           <w:i/>
@@ -924,7 +924,7 @@
     </w:p>
     <w:p>
       <w:pPr>
-        <w:spacing w:after="0" w:line="240" w:lineRule="auto"/>
+        <w:spacing w:before="60" w:after="0" w:line="240" w:lineRule="auto"/>
         <w:ind w:firstLine="567"/>
         <w:jc w:val="both"/>
         <w:rPr>
@@ -964,7 +964,7 @@
     </w:p>
     <w:p>
       <w:pPr>
-        <w:spacing w:after="0" w:line="240" w:lineRule="auto"/>
+        <w:spacing w:before="60" w:after="0" w:line="240" w:lineRule="auto"/>
         <w:ind w:firstLine="567"/>
         <w:jc w:val="both"/>
         <w:rPr>
@@ -1013,7 +1013,7 @@
     </w:p>
     <w:p>
       <w:pPr>
-        <w:spacing w:after="0" w:line="240" w:lineRule="auto"/>
+        <w:spacing w:before="60" w:after="0" w:line="240" w:lineRule="auto"/>
         <w:ind w:firstLine="567"/>
         <w:jc w:val="both"/>
         <w:rPr>
@@ -1075,7 +1075,7 @@
     </w:p>
     <w:p>
       <w:pPr>
-        <w:spacing w:after="0" w:line="240" w:lineRule="auto"/>
+        <w:spacing w:before="60" w:after="0" w:line="240" w:lineRule="auto"/>
         <w:ind w:firstLine="567"/>
         <w:jc w:val="both"/>
         <w:rPr>
@@ -1145,7 +1145,7 @@
     </w:p>
     <w:p>
       <w:pPr>
-        <w:spacing w:after="0" w:line="240" w:lineRule="auto"/>
+        <w:spacing w:before="60" w:after="0" w:line="240" w:lineRule="auto"/>
         <w:ind w:firstLine="567"/>
         <w:jc w:val="both"/>
         <w:rPr>
@@ -1228,7 +1228,7 @@
     </w:p>
     <w:p>
       <w:pPr>
-        <w:spacing w:after="0" w:line="240" w:lineRule="auto"/>
+        <w:spacing w:before="60" w:after="0" w:line="240" w:lineRule="auto"/>
         <w:ind w:firstLine="567"/>
         <w:jc w:val="both"/>
         <w:rPr>
@@ -1258,7 +1258,7 @@
     </w:p>
     <w:p>
       <w:pPr>
-        <w:spacing w:after="0" w:line="240" w:lineRule="auto"/>
+        <w:spacing w:before="60" w:after="0" w:line="240" w:lineRule="auto"/>
         <w:ind w:firstLine="567"/>
         <w:jc w:val="both"/>
         <w:rPr>
@@ -1276,7 +1276,7 @@
     </w:p>
     <w:p>
       <w:pPr>
-        <w:spacing w:after="0" w:line="240" w:lineRule="auto"/>
+        <w:spacing w:before="60" w:after="0" w:line="240" w:lineRule="auto"/>
         <w:ind w:firstLine="567"/>
         <w:jc w:val="both"/>
         <w:rPr>
@@ -1308,7 +1308,7 @@
     </w:p>
     <w:p>
       <w:pPr>
-        <w:spacing w:after="0" w:line="240" w:lineRule="auto"/>
+        <w:spacing w:before="60" w:after="0" w:line="240" w:lineRule="auto"/>
         <w:ind w:firstLine="567"/>
         <w:jc w:val="both"/>
         <w:rPr>
@@ -1340,7 +1340,7 @@
     </w:p>
     <w:p>
       <w:pPr>
-        <w:spacing w:after="0" w:line="240" w:lineRule="auto"/>
+        <w:spacing w:before="60" w:after="0" w:line="240" w:lineRule="auto"/>
         <w:ind w:firstLine="567"/>
         <w:jc w:val="both"/>
         <w:rPr>
@@ -1357,7 +1357,7 @@
     </w:p>
     <w:p>
       <w:pPr>
-        <w:spacing w:after="0" w:line="240" w:lineRule="auto"/>
+        <w:spacing w:before="60" w:after="0" w:line="240" w:lineRule="auto"/>
         <w:ind w:firstLine="567"/>
         <w:jc w:val="both"/>
         <w:rPr>
@@ -2256,6 +2256,7 @@
                 <w:color w:val="000000" w:themeColor="text1"/>
                 <w:szCs w:val="28"/>
               </w:rPr>
+              <w:lastRenderedPageBreak/>
               <w:t>8.</w:t>
             </w:r>
           </w:p>
@@ -2472,7 +2473,7 @@
     </w:tbl>
     <w:p>
       <w:pPr>
-        <w:spacing w:after="0" w:line="240" w:lineRule="auto"/>
+        <w:spacing w:before="60" w:after="0" w:line="240" w:lineRule="auto"/>
         <w:ind w:firstLine="567"/>
         <w:jc w:val="both"/>
         <w:rPr>
@@ -2483,7 +2484,6 @@
         <w:rPr>
           <w:lang w:val="nl-NL"/>
         </w:rPr>
-        <w:lastRenderedPageBreak/>
         <w:t xml:space="preserve">Thời </w:t>
       </w:r>
       <w:r>
@@ -2561,7 +2561,7 @@
     </w:p>
     <w:p>
       <w:pPr>
-        <w:spacing w:after="0" w:line="240" w:lineRule="auto"/>
+        <w:spacing w:before="60" w:after="0" w:line="240" w:lineRule="auto"/>
         <w:ind w:firstLine="567"/>
         <w:jc w:val="both"/>
         <w:rPr>

--- a/static/media/8.qd_ktra_hoan_sau_gtgt.docx
+++ b/static/media/8.qd_ktra_hoan_sau_gtgt.docx
@@ -2601,7 +2601,6 @@
           <w:tab w:val="center" w:pos="6804"/>
         </w:tabs>
         <w:spacing w:before="120" w:after="0" w:line="240" w:lineRule="auto"/>
-        <w:ind w:right="119"/>
         <w:jc w:val="both"/>
         <w:rPr>
           <w:szCs w:val="28"/>

--- a/static/media/8.qd_ktra_hoan_sau_gtgt.docx
+++ b/static/media/8.qd_ktra_hoan_sau_gtgt.docx
@@ -730,30 +730,23 @@
       </w:pPr>
       <w:r>
         <w:rPr>
+          <w:rFonts w:ascii="Times New Roman Italic" w:hAnsi="Times New Roman Italic"/>
+          <w:i/>
+          <w:iCs/>
+          <w:color w:val="000000"/>
+          <w:spacing w:val="-6"/>
+          <w:lang w:val="nl-NL"/>
+        </w:rPr>
+        <w:t>Căn cứ các Luật Thuế, Luật Phí và lệ phí và các văn bản hướng dẫn thi hành</w:t>
+      </w:r>
+      <w:r>
+        <w:rPr>
           <w:i/>
           <w:color w:val="000000" w:themeColor="text1"/>
           <w:szCs w:val="28"/>
           <w:lang w:val="nl-NL"/>
         </w:rPr>
-        <w:t xml:space="preserve">Căn cứ các Luật </w:t>
-      </w:r>
-      <w:r>
-        <w:rPr>
-          <w:i/>
-          <w:color w:val="000000" w:themeColor="text1"/>
-          <w:szCs w:val="28"/>
-          <w:lang w:val="nl-NL"/>
-        </w:rPr>
-        <w:t>T</w:t>
-      </w:r>
-      <w:r>
-        <w:rPr>
-          <w:i/>
-          <w:color w:val="000000" w:themeColor="text1"/>
-          <w:szCs w:val="28"/>
-          <w:lang w:val="nl-NL"/>
-        </w:rPr>
-        <w:t>huế, phí, lệ phí và các văn bản hướng dẫn thi hành;</w:t>
+        <w:t>;</w:t>
       </w:r>
     </w:p>
     <w:p>
@@ -1107,7 +1100,23 @@
           <w:szCs w:val="28"/>
           <w:lang w:val="nl-NL"/>
         </w:rPr>
-        <w:t xml:space="preserve"> của Thuế </w:t>
+        <w:t xml:space="preserve"> của </w:t>
+      </w:r>
+      <w:r>
+        <w:rPr>
+          <w:i/>
+          <w:szCs w:val="28"/>
+          <w:lang w:val="nl-NL"/>
+        </w:rPr>
+        <w:t xml:space="preserve">Trưởng </w:t>
+      </w:r>
+      <w:r>
+        <w:rPr>
+          <w:i/>
+          <w:szCs w:val="28"/>
+          <w:lang w:val="nl-NL"/>
+        </w:rPr>
+        <w:t xml:space="preserve">Thuế </w:t>
       </w:r>
       <w:r>
         <w:rPr>
@@ -1253,37 +1262,29 @@
           <w:color w:val="000000" w:themeColor="text1"/>
           <w:szCs w:val="28"/>
         </w:rPr>
-        <w:t>&lt;ten_dv&gt;;</w:t>
-      </w:r>
-    </w:p>
-    <w:p>
-      <w:pPr>
-        <w:spacing w:before="60" w:after="0" w:line="240" w:lineRule="auto"/>
-        <w:ind w:firstLine="567"/>
-        <w:jc w:val="both"/>
+        <w:t>&lt;ten_dv&gt;</w:t>
+      </w:r>
+      <w:r>
         <w:rPr>
           <w:color w:val="000000" w:themeColor="text1"/>
           <w:szCs w:val="28"/>
         </w:rPr>
-      </w:pPr>
+        <w:t xml:space="preserve">. </w:t>
+      </w:r>
       <w:r>
         <w:rPr>
           <w:color w:val="000000" w:themeColor="text1"/>
           <w:szCs w:val="28"/>
         </w:rPr>
-        <w:t xml:space="preserve">Mã số thuế: &lt;mst&gt;; </w:t>
-      </w:r>
-    </w:p>
-    <w:p>
-      <w:pPr>
-        <w:spacing w:before="60" w:after="0" w:line="240" w:lineRule="auto"/>
-        <w:ind w:firstLine="567"/>
-        <w:jc w:val="both"/>
+        <w:t>Mã số thuế: &lt;mst&gt;</w:t>
+      </w:r>
+      <w:r>
         <w:rPr>
           <w:color w:val="000000" w:themeColor="text1"/>
           <w:szCs w:val="28"/>
         </w:rPr>
-      </w:pPr>
+        <w:t xml:space="preserve">. </w:t>
+      </w:r>
       <w:r>
         <w:rPr>
           <w:color w:val="000000" w:themeColor="text1"/>
@@ -2256,7 +2257,6 @@
                 <w:color w:val="000000" w:themeColor="text1"/>
                 <w:szCs w:val="28"/>
               </w:rPr>
-              <w:lastRenderedPageBreak/>
               <w:t>8.</w:t>
             </w:r>
           </w:p>
@@ -2375,6 +2375,7 @@
                 <w:color w:val="000000" w:themeColor="text1"/>
                 <w:szCs w:val="28"/>
               </w:rPr>
+              <w:lastRenderedPageBreak/>
               <w:t>9.</w:t>
             </w:r>
           </w:p>
@@ -2856,25 +2857,10 @@
       </w:r>
       <w:r>
         <w:rPr>
-          <w:bCs/>
-          <w:iCs/>
           <w:sz w:val="22"/>
-        </w:rPr>
-        <w:t xml:space="preserve"> </w:t>
-      </w:r>
-      <w:r>
-        <w:rPr>
-          <w:sz w:val="22"/>
-          <w:lang w:val="nl-NL"/>
-        </w:rPr>
-        <w:t>(04</w:t>
-      </w:r>
-      <w:r>
-        <w:rPr>
-          <w:sz w:val="22"/>
-          <w:lang w:val="nl-NL"/>
-        </w:rPr>
-        <w:t>b).</w:t>
+          <w:lang w:val="nl-NL"/>
+        </w:rPr>
+        <w:t>.</w:t>
       </w:r>
     </w:p>
     <w:p>

--- a/static/media/8.qd_ktra_hoan_sau_gtgt.docx
+++ b/static/media/8.qd_ktra_hoan_sau_gtgt.docx
@@ -1092,7 +1092,7 @@
           <w:szCs w:val="28"/>
           <w:lang w:val="nl-NL"/>
         </w:rPr>
-        <w:t>&lt;qd_hoan_so&gt;/QĐ-QTR-KĐT ngày &lt;qd_hoan_ngay&gt;</w:t>
+        <w:t>&lt;qd_hoan_so&gt;/QĐ-QTR-KĐT &lt;qd_hoan_ngay&gt;</w:t>
       </w:r>
       <w:r>
         <w:rPr>
@@ -2375,7 +2375,6 @@
                 <w:color w:val="000000" w:themeColor="text1"/>
                 <w:szCs w:val="28"/>
               </w:rPr>
-              <w:lastRenderedPageBreak/>
               <w:t>9.</w:t>
             </w:r>
           </w:p>
@@ -2485,6 +2484,7 @@
         <w:rPr>
           <w:lang w:val="nl-NL"/>
         </w:rPr>
+        <w:lastRenderedPageBreak/>
         <w:t xml:space="preserve">Thời </w:t>
       </w:r>
       <w:r>

--- a/static/media/8.qd_ktra_hoan_sau_gtgt.docx
+++ b/static/media/8.qd_ktra_hoan_sau_gtgt.docx
@@ -2712,22 +2712,14 @@
           <w:sz w:val="22"/>
           <w:lang w:val="nl-NL"/>
         </w:rPr>
-        <w:t>đ</w:t>
-      </w:r>
-      <w:r>
-        <w:rPr>
-          <w:rFonts w:eastAsia="Times New Roman"/>
+        <w:t xml:space="preserve">Điều </w:t>
+      </w:r>
+      <w:r>
+        <w:rPr>
           <w:sz w:val="22"/>
           <w:lang w:val="nl-NL"/>
         </w:rPr>
-        <w:t>iều</w:t>
-      </w:r>
-      <w:r>
-        <w:rPr>
-          <w:sz w:val="22"/>
-          <w:lang w:val="nl-NL"/>
-        </w:rPr>
-        <w:t xml:space="preserve"> 3</w:t>
+        <w:t>3</w:t>
       </w:r>
       <w:r>
         <w:rPr>
@@ -3636,7 +3628,6 @@
   <w:style w:type="character" w:default="1" w:styleId="DefaultParagraphFont">
     <w:name w:val="Default Paragraph Font"/>
     <w:uiPriority w:val="1"/>
-    <w:semiHidden/>
     <w:unhideWhenUsed/>
   </w:style>
   <w:style w:type="table" w:default="1" w:styleId="TableNormal">

--- a/static/media/8.qd_ktra_hoan_sau_gtgt.docx
+++ b/static/media/8.qd_ktra_hoan_sau_gtgt.docx
@@ -367,7 +367,7 @@
       <w:pPr>
         <w:tabs>
           <w:tab w:val="center" w:pos="1843"/>
-          <w:tab w:val="right" w:pos="9072"/>
+          <w:tab w:val="right" w:pos="8505"/>
         </w:tabs>
         <w:spacing w:after="0" w:line="240" w:lineRule="auto"/>
         <w:ind w:left="-567"/>
@@ -860,7 +860,7 @@
           <w:i/>
           <w:color w:val="auto"/>
         </w:rPr>
-        <w:t xml:space="preserve">ởng Cục Thuế về việc ban hành quy </w:t>
+        <w:t xml:space="preserve">ởng Cục Thuế ban hành quy </w:t>
       </w:r>
       <w:r>
         <w:rPr>
@@ -3628,6 +3628,7 @@
   <w:style w:type="character" w:default="1" w:styleId="DefaultParagraphFont">
     <w:name w:val="Default Paragraph Font"/>
     <w:uiPriority w:val="1"/>
+    <w:semiHidden/>
     <w:unhideWhenUsed/>
   </w:style>
   <w:style w:type="table" w:default="1" w:styleId="TableNormal">
